--- a/File Creation Task.docx
+++ b/File Creation Task.docx
@@ -12,15 +12,7 @@
         </w:numPr>
       </w:pPr>
       <w:r>
-        <w:t>Create a directory called ""</w:t>
-      </w:r>
-      <w:proofErr w:type="spellStart"/>
-      <w:r>
-        <w:t>my_folder</w:t>
-      </w:r>
-      <w:proofErr w:type="spellEnd"/>
-      <w:r>
-        <w:t>"", navigate into it, and create a file named ""my_file.txt"" with some text. Then, create another file named ""another_file.txt"" with some text. Concatenate the content of ""another_file.txt"" to ""my_file.txt"" and display the updated content. Finally, list all files and directories in the current directory.</w:t>
+        <w:t>Create a directory called ""my_folder"", navigate into it, and create a file named ""my_file.txt"" with some text. Then, create another file named ""another_file.txt"" with some text. Concatenate the content of ""another_file.txt"" to ""my_file.txt"" and display the updated content. Finally, list all files and directories in the current directory.</w:t>
       </w:r>
     </w:p>
     <w:p/>
@@ -28,10 +20,10 @@
     <w:p>
       <w:r>
         <w:drawing>
-          <wp:inline distT="0" distB="0" distL="0" distR="0" wp14:anchorId="188CDB4F" wp14:editId="6EC62A42">
-            <wp:extent cx="5182049" cy="4023709"/>
+          <wp:inline distT="0" distB="0" distL="0" distR="0" wp14:anchorId="5287E789" wp14:editId="42CA42A5">
+            <wp:extent cx="5128704" cy="2400508"/>
             <wp:effectExtent l="0" t="0" r="0" b="0"/>
-            <wp:docPr id="1285832024" name="Picture 1"/>
+            <wp:docPr id="1864732366" name="Picture 1"/>
             <wp:cNvGraphicFramePr>
               <a:graphicFrameLocks xmlns:a="http://schemas.openxmlformats.org/drawingml/2006/main" noChangeAspect="1"/>
             </wp:cNvGraphicFramePr>
@@ -39,7 +31,7 @@
               <a:graphicData uri="http://schemas.openxmlformats.org/drawingml/2006/picture">
                 <pic:pic xmlns:pic="http://schemas.openxmlformats.org/drawingml/2006/picture">
                   <pic:nvPicPr>
-                    <pic:cNvPr id="1285832024" name=""/>
+                    <pic:cNvPr id="1864732366" name=""/>
                     <pic:cNvPicPr/>
                   </pic:nvPicPr>
                   <pic:blipFill>
@@ -51,7 +43,7 @@
                   <pic:spPr>
                     <a:xfrm>
                       <a:off x="0" y="0"/>
-                      <a:ext cx="5182049" cy="4023709"/>
+                      <a:ext cx="5128704" cy="2400508"/>
                     </a:xfrm>
                     <a:prstGeom prst="rect">
                       <a:avLst/>
@@ -74,28 +66,7 @@
         </w:numPr>
       </w:pPr>
       <w:r>
-        <w:t xml:space="preserve">Create 20 files with .txt extensions and rename the first 5 files </w:t>
-      </w:r>
-      <w:proofErr w:type="gramStart"/>
-      <w:r>
-        <w:t>to .</w:t>
-      </w:r>
-      <w:proofErr w:type="spellStart"/>
-      <w:r>
-        <w:t>yml</w:t>
-      </w:r>
-      <w:proofErr w:type="spellEnd"/>
-      <w:proofErr w:type="gramEnd"/>
-      <w:r>
-        <w:t xml:space="preserve"> extension and </w:t>
-      </w:r>
-      <w:proofErr w:type="gramStart"/>
-      <w:r>
-        <w:t>Print</w:t>
-      </w:r>
-      <w:proofErr w:type="gramEnd"/>
-      <w:r>
-        <w:t xml:space="preserve"> the latest created top 5 files among the total no of files".</w:t>
+        <w:t>Create 20 files with .txt extensions and rename the first 5 files to .yml extension and Print the latest created top 5 files among the total no of files".</w:t>
       </w:r>
     </w:p>
     <w:p>
@@ -108,6 +79,9 @@
         <w:pStyle w:val="ListParagraph"/>
       </w:pPr>
       <w:r>
+        <w:rPr>
+          <w:noProof/>
+        </w:rPr>
         <w:lastRenderedPageBreak/>
         <w:drawing>
           <wp:inline distT="0" distB="0" distL="0" distR="0" wp14:anchorId="2F8799F6" wp14:editId="718D924F">
@@ -151,6 +125,9 @@
         <w:pStyle w:val="ListParagraph"/>
       </w:pPr>
       <w:r>
+        <w:rPr>
+          <w:noProof/>
+        </w:rPr>
         <w:lastRenderedPageBreak/>
         <w:drawing>
           <wp:inline distT="0" distB="0" distL="0" distR="0" wp14:anchorId="1C9CD252" wp14:editId="4B07B94D">
@@ -899,6 +876,7 @@
   <w:style w:type="character" w:default="1" w:styleId="DefaultParagraphFont">
     <w:name w:val="Default Paragraph Font"/>
     <w:uiPriority w:val="1"/>
+    <w:semiHidden/>
     <w:unhideWhenUsed/>
   </w:style>
   <w:style w:type="table" w:default="1" w:styleId="TableNormal">
